--- a/Knowledge/3-Work knowledge/1-Software Engineering/1-Software Engineering Fundamentals/5-My Source/4-Networks Devices/7-Types of Gateways/5-VPN Gateway.docx
+++ b/Knowledge/3-Work knowledge/1-Software Engineering/1-Software Engineering Fundamentals/5-My Source/4-Networks Devices/7-Types of Gateways/5-VPN Gateway.docx
@@ -4,44 +4,28 @@
   <w:body>
     <w:p>
       <w:pPr>
-        <w:keepNext/>
-        <w:keepLines/>
-        <w:spacing w:before="400" w:after="120" w:line="276" w:lineRule="auto"/>
-        <w:outlineLvl w:val="0"/>
-        <w:rPr>
-          <w:rFonts w:ascii="Arial" w:eastAsia="Arial" w:hAnsi="Arial" w:cs="Arial"/>
-          <w:kern w:val="0"/>
-          <w:sz w:val="40"/>
-          <w:szCs w:val="40"/>
-          <w:lang w:val="en"/>
-          <w14:ligatures w14:val="none"/>
+        <w:pStyle w:val="Heading1"/>
+        <w:rPr>
+          <w:rFonts w:eastAsia="Arial"/>
+          <w:lang w:val="en"/>
         </w:rPr>
       </w:pPr>
       <w:bookmarkStart w:id="0" w:name="_r775yz8rdrdd" w:colFirst="0" w:colLast="0"/>
       <w:bookmarkEnd w:id="0"/>
       <w:r>
         <w:rPr>
-          <w:rFonts w:ascii="Arial" w:eastAsia="Arial" w:hAnsi="Arial" w:cs="Arial"/>
-          <w:kern w:val="0"/>
-          <w:sz w:val="40"/>
-          <w:szCs w:val="40"/>
-          <w:lang w:val="en"/>
-          <w14:ligatures w14:val="none"/>
+          <w:rFonts w:eastAsia="Arial"/>
+          <w:lang w:val="en"/>
         </w:rPr>
         <w:t>VPN Gateway</w:t>
       </w:r>
     </w:p>
     <w:p>
       <w:pPr>
-        <w:spacing w:before="280" w:after="120" w:line="276" w:lineRule="auto"/>
-        <w:outlineLvl w:val="1"/>
-        <w:rPr>
-          <w:rFonts w:ascii="Arial" w:eastAsia="Arial" w:hAnsi="Arial" w:cs="Arial"/>
-          <w:kern w:val="0"/>
-          <w:sz w:val="32"/>
-          <w:szCs w:val="32"/>
-          <w:lang w:val="en"/>
-          <w14:ligatures w14:val="none"/>
+        <w:pStyle w:val="Heading2"/>
+        <w:rPr>
+          <w:rFonts w:eastAsia="Arial"/>
+          <w:lang w:val="en"/>
         </w:rPr>
       </w:pPr>
       <w:bookmarkStart w:id="1" w:name="_49he8pq7qtvg" w:colFirst="0" w:colLast="0"/>
@@ -49,22 +33,14 @@
       <w:r>
         <w:rPr>
           <w:rFonts w:ascii="Segoe UI Emoji" w:eastAsia="Arial" w:hAnsi="Segoe UI Emoji" w:cs="Segoe UI Emoji"/>
-          <w:kern w:val="0"/>
-          <w:sz w:val="32"/>
-          <w:szCs w:val="32"/>
-          <w:lang w:val="en"/>
-          <w14:ligatures w14:val="none"/>
+          <w:lang w:val="en"/>
         </w:rPr>
         <w:t>🔐</w:t>
       </w:r>
       <w:r>
         <w:rPr>
-          <w:rFonts w:ascii="Arial" w:eastAsia="Arial" w:hAnsi="Arial" w:cs="Arial"/>
-          <w:kern w:val="0"/>
-          <w:sz w:val="32"/>
-          <w:szCs w:val="32"/>
-          <w:lang w:val="en"/>
-          <w14:ligatures w14:val="none"/>
+          <w:rFonts w:eastAsia="Arial"/>
+          <w:lang w:val="en"/>
         </w:rPr>
         <w:t xml:space="preserve"> What is a VPN Gateway?</w:t>
       </w:r>
@@ -106,6 +82,7 @@
         </w:rPr>
         <w:t xml:space="preserve">: </w:t>
       </w:r>
+      <w:proofErr w:type="spellStart"/>
       <w:r>
         <w:rPr>
           <w:rFonts w:ascii="Arial" w:eastAsia="Arial" w:hAnsi="Arial" w:cs="Arial"/>
@@ -117,7 +94,21 @@
           <w:lang w:val="en"/>
           <w14:ligatures w14:val="none"/>
         </w:rPr>
-        <w:t>Chatgpt (GPT</w:t>
+        <w:t>Chatgpt</w:t>
+      </w:r>
+      <w:proofErr w:type="spellEnd"/>
+      <w:r>
+        <w:rPr>
+          <w:rFonts w:ascii="Arial" w:eastAsia="Arial" w:hAnsi="Arial" w:cs="Arial"/>
+          <w:b/>
+          <w:kern w:val="0"/>
+          <w:sz w:val="22"/>
+          <w:szCs w:val="22"/>
+          <w:highlight w:val="darkGray"/>
+          <w:lang w:val="en"/>
+          <w14:ligatures w14:val="none"/>
+        </w:rPr>
+        <w:t xml:space="preserve"> (GPT</w:t>
       </w:r>
       <w:r>
         <w:rPr>
@@ -495,15 +486,10 @@
     </w:p>
     <w:p>
       <w:pPr>
-        <w:spacing w:before="280" w:after="120" w:line="276" w:lineRule="auto"/>
-        <w:outlineLvl w:val="1"/>
-        <w:rPr>
-          <w:rFonts w:ascii="Arial" w:eastAsia="Arial" w:hAnsi="Arial" w:cs="Arial"/>
-          <w:kern w:val="0"/>
-          <w:sz w:val="32"/>
-          <w:szCs w:val="32"/>
-          <w:lang w:val="en"/>
-          <w14:ligatures w14:val="none"/>
+        <w:pStyle w:val="Heading2"/>
+        <w:rPr>
+          <w:rFonts w:eastAsia="Arial"/>
+          <w:lang w:val="en"/>
         </w:rPr>
       </w:pPr>
       <w:bookmarkStart w:id="2" w:name="_z4w0d1ytckvd" w:colFirst="0" w:colLast="0"/>
@@ -511,22 +497,14 @@
       <w:r>
         <w:rPr>
           <w:rFonts w:ascii="Segoe UI Emoji" w:eastAsia="Arial" w:hAnsi="Segoe UI Emoji" w:cs="Segoe UI Emoji"/>
-          <w:kern w:val="0"/>
-          <w:sz w:val="32"/>
-          <w:szCs w:val="32"/>
-          <w:lang w:val="en"/>
-          <w14:ligatures w14:val="none"/>
+          <w:lang w:val="en"/>
         </w:rPr>
         <w:t>🔧</w:t>
       </w:r>
       <w:r>
         <w:rPr>
-          <w:rFonts w:ascii="Arial" w:eastAsia="Arial" w:hAnsi="Arial" w:cs="Arial"/>
-          <w:kern w:val="0"/>
-          <w:sz w:val="32"/>
-          <w:szCs w:val="32"/>
-          <w:lang w:val="en"/>
-          <w14:ligatures w14:val="none"/>
+          <w:rFonts w:eastAsia="Arial"/>
+          <w:lang w:val="en"/>
         </w:rPr>
         <w:t xml:space="preserve"> What It Does</w:t>
       </w:r>
@@ -571,6 +549,7 @@
         </w:rPr>
         <w:t xml:space="preserve">: </w:t>
       </w:r>
+      <w:proofErr w:type="spellStart"/>
       <w:r>
         <w:rPr>
           <w:rFonts w:ascii="Arial" w:eastAsia="Arial" w:hAnsi="Arial" w:cs="Arial"/>
@@ -582,7 +561,21 @@
           <w:lang w:val="en"/>
           <w14:ligatures w14:val="none"/>
         </w:rPr>
-        <w:t>Chatgpt (GPT</w:t>
+        <w:t>Chatgpt</w:t>
+      </w:r>
+      <w:proofErr w:type="spellEnd"/>
+      <w:r>
+        <w:rPr>
+          <w:rFonts w:ascii="Arial" w:eastAsia="Arial" w:hAnsi="Arial" w:cs="Arial"/>
+          <w:b/>
+          <w:kern w:val="0"/>
+          <w:sz w:val="22"/>
+          <w:szCs w:val="22"/>
+          <w:highlight w:val="darkGray"/>
+          <w:lang w:val="en"/>
+          <w14:ligatures w14:val="none"/>
+        </w:rPr>
+        <w:t xml:space="preserve"> (GPT</w:t>
       </w:r>
       <w:r>
         <w:rPr>
@@ -744,6 +737,7 @@
                 <w:lang w:val="en"/>
                 <w14:ligatures w14:val="none"/>
               </w:rPr>
+              <w:lastRenderedPageBreak/>
               <w:t>Function</w:t>
             </w:r>
           </w:p>
@@ -1168,15 +1162,10 @@
     </w:p>
     <w:p>
       <w:pPr>
-        <w:spacing w:before="280" w:after="120" w:line="276" w:lineRule="auto"/>
-        <w:outlineLvl w:val="1"/>
-        <w:rPr>
-          <w:rFonts w:ascii="Arial" w:eastAsia="Arial" w:hAnsi="Arial" w:cs="Arial"/>
-          <w:kern w:val="0"/>
-          <w:sz w:val="32"/>
-          <w:szCs w:val="32"/>
-          <w:lang w:val="en"/>
-          <w14:ligatures w14:val="none"/>
+        <w:pStyle w:val="Heading2"/>
+        <w:rPr>
+          <w:rFonts w:eastAsia="Arial"/>
+          <w:lang w:val="en"/>
         </w:rPr>
       </w:pPr>
       <w:bookmarkStart w:id="3" w:name="_wrhvvi4sadw" w:colFirst="0" w:colLast="0"/>
@@ -1184,22 +1173,14 @@
       <w:r>
         <w:rPr>
           <w:rFonts w:ascii="Segoe UI Emoji" w:eastAsia="Arial" w:hAnsi="Segoe UI Emoji" w:cs="Segoe UI Emoji"/>
-          <w:kern w:val="0"/>
-          <w:sz w:val="32"/>
-          <w:szCs w:val="32"/>
-          <w:lang w:val="en"/>
-          <w14:ligatures w14:val="none"/>
+          <w:lang w:val="en"/>
         </w:rPr>
         <w:t>🧱</w:t>
       </w:r>
       <w:r>
         <w:rPr>
-          <w:rFonts w:ascii="Arial" w:eastAsia="Arial" w:hAnsi="Arial" w:cs="Arial"/>
-          <w:kern w:val="0"/>
-          <w:sz w:val="32"/>
-          <w:szCs w:val="32"/>
-          <w:lang w:val="en"/>
-          <w14:ligatures w14:val="none"/>
+          <w:rFonts w:eastAsia="Arial"/>
+          <w:lang w:val="en"/>
         </w:rPr>
         <w:t xml:space="preserve"> Example Use Cases</w:t>
       </w:r>
@@ -1241,6 +1222,7 @@
         </w:rPr>
         <w:t xml:space="preserve">: </w:t>
       </w:r>
+      <w:proofErr w:type="spellStart"/>
       <w:r>
         <w:rPr>
           <w:rFonts w:ascii="Arial" w:eastAsia="Arial" w:hAnsi="Arial" w:cs="Arial"/>
@@ -1252,7 +1234,21 @@
           <w:lang w:val="en"/>
           <w14:ligatures w14:val="none"/>
         </w:rPr>
-        <w:t>Chatgpt (GPT</w:t>
+        <w:t>Chatgpt</w:t>
+      </w:r>
+      <w:proofErr w:type="spellEnd"/>
+      <w:r>
+        <w:rPr>
+          <w:rFonts w:ascii="Arial" w:eastAsia="Arial" w:hAnsi="Arial" w:cs="Arial"/>
+          <w:b/>
+          <w:kern w:val="0"/>
+          <w:sz w:val="22"/>
+          <w:szCs w:val="22"/>
+          <w:highlight w:val="darkGray"/>
+          <w:lang w:val="en"/>
+          <w14:ligatures w14:val="none"/>
+        </w:rPr>
+        <w:t xml:space="preserve"> (GPT</w:t>
       </w:r>
       <w:r>
         <w:rPr>
@@ -1701,6 +1697,7 @@
           <w:lang w:val="en"/>
           <w14:ligatures w14:val="none"/>
         </w:rPr>
+        <w:lastRenderedPageBreak/>
         <w:t>Cloud VPN:</w:t>
       </w:r>
       <w:r>
@@ -1918,15 +1915,10 @@
     </w:p>
     <w:p>
       <w:pPr>
-        <w:spacing w:before="280" w:after="120" w:line="276" w:lineRule="auto"/>
-        <w:outlineLvl w:val="1"/>
-        <w:rPr>
-          <w:rFonts w:ascii="Arial" w:eastAsia="Arial" w:hAnsi="Arial" w:cs="Arial"/>
-          <w:kern w:val="0"/>
-          <w:sz w:val="32"/>
-          <w:szCs w:val="32"/>
-          <w:lang w:val="en"/>
-          <w14:ligatures w14:val="none"/>
+        <w:pStyle w:val="Heading2"/>
+        <w:rPr>
+          <w:rFonts w:eastAsia="Arial"/>
+          <w:lang w:val="en"/>
         </w:rPr>
       </w:pPr>
       <w:bookmarkStart w:id="4" w:name="_55jxlp8cvaxk" w:colFirst="0" w:colLast="0"/>
@@ -1934,22 +1926,14 @@
       <w:r>
         <w:rPr>
           <w:rFonts w:ascii="Segoe UI Emoji" w:eastAsia="Arial" w:hAnsi="Segoe UI Emoji" w:cs="Segoe UI Emoji"/>
-          <w:kern w:val="0"/>
-          <w:sz w:val="32"/>
-          <w:szCs w:val="32"/>
-          <w:lang w:val="en"/>
-          <w14:ligatures w14:val="none"/>
+          <w:lang w:val="en"/>
         </w:rPr>
         <w:t>🧠</w:t>
       </w:r>
       <w:r>
         <w:rPr>
-          <w:rFonts w:ascii="Arial" w:eastAsia="Arial" w:hAnsi="Arial" w:cs="Arial"/>
-          <w:kern w:val="0"/>
-          <w:sz w:val="32"/>
-          <w:szCs w:val="32"/>
-          <w:lang w:val="en"/>
-          <w14:ligatures w14:val="none"/>
+          <w:rFonts w:eastAsia="Arial"/>
+          <w:lang w:val="en"/>
         </w:rPr>
         <w:t xml:space="preserve"> Types of VPN Gateways</w:t>
       </w:r>
@@ -1994,6 +1978,7 @@
         </w:rPr>
         <w:t xml:space="preserve">: </w:t>
       </w:r>
+      <w:proofErr w:type="spellStart"/>
       <w:r>
         <w:rPr>
           <w:rFonts w:ascii="Arial" w:eastAsia="Arial" w:hAnsi="Arial" w:cs="Arial"/>
@@ -2005,7 +1990,21 @@
           <w:lang w:val="en"/>
           <w14:ligatures w14:val="none"/>
         </w:rPr>
-        <w:t>Chatgpt (GPT</w:t>
+        <w:t>Chatgpt</w:t>
+      </w:r>
+      <w:proofErr w:type="spellEnd"/>
+      <w:r>
+        <w:rPr>
+          <w:rFonts w:ascii="Arial" w:eastAsia="Arial" w:hAnsi="Arial" w:cs="Arial"/>
+          <w:b/>
+          <w:kern w:val="0"/>
+          <w:sz w:val="22"/>
+          <w:szCs w:val="22"/>
+          <w:highlight w:val="darkGray"/>
+          <w:lang w:val="en"/>
+          <w14:ligatures w14:val="none"/>
+        </w:rPr>
+        <w:t xml:space="preserve"> (GPT</w:t>
       </w:r>
       <w:r>
         <w:rPr>
@@ -2504,15 +2503,10 @@
     </w:p>
     <w:p>
       <w:pPr>
-        <w:spacing w:before="280" w:after="120" w:line="276" w:lineRule="auto"/>
-        <w:outlineLvl w:val="1"/>
-        <w:rPr>
-          <w:rFonts w:ascii="Arial" w:eastAsia="Arial" w:hAnsi="Arial" w:cs="Arial"/>
-          <w:kern w:val="0"/>
-          <w:sz w:val="32"/>
-          <w:szCs w:val="32"/>
-          <w:lang w:val="en"/>
-          <w14:ligatures w14:val="none"/>
+        <w:pStyle w:val="Heading2"/>
+        <w:rPr>
+          <w:rFonts w:eastAsia="Arial"/>
+          <w:lang w:val="en"/>
         </w:rPr>
       </w:pPr>
       <w:bookmarkStart w:id="5" w:name="_3369mtlrbd5s" w:colFirst="0" w:colLast="0"/>
@@ -2520,22 +2514,14 @@
       <w:r>
         <w:rPr>
           <w:rFonts w:ascii="Segoe UI Emoji" w:eastAsia="Arial" w:hAnsi="Segoe UI Emoji" w:cs="Segoe UI Emoji"/>
-          <w:kern w:val="0"/>
-          <w:sz w:val="32"/>
-          <w:szCs w:val="32"/>
-          <w:lang w:val="en"/>
-          <w14:ligatures w14:val="none"/>
+          <w:lang w:val="en"/>
         </w:rPr>
         <w:t>🔐</w:t>
       </w:r>
       <w:r>
         <w:rPr>
-          <w:rFonts w:ascii="Arial" w:eastAsia="Arial" w:hAnsi="Arial" w:cs="Arial"/>
-          <w:kern w:val="0"/>
-          <w:sz w:val="32"/>
-          <w:szCs w:val="32"/>
-          <w:lang w:val="en"/>
-          <w14:ligatures w14:val="none"/>
+          <w:rFonts w:eastAsia="Arial"/>
+          <w:lang w:val="en"/>
         </w:rPr>
         <w:t xml:space="preserve"> Common VPN Protocols Supported</w:t>
       </w:r>
@@ -2580,6 +2566,7 @@
         </w:rPr>
         <w:t xml:space="preserve">: </w:t>
       </w:r>
+      <w:proofErr w:type="spellStart"/>
       <w:r>
         <w:rPr>
           <w:rFonts w:ascii="Arial" w:eastAsia="Arial" w:hAnsi="Arial" w:cs="Arial"/>
@@ -2591,7 +2578,21 @@
           <w:lang w:val="en"/>
           <w14:ligatures w14:val="none"/>
         </w:rPr>
-        <w:t>Chatgpt (GPT</w:t>
+        <w:t>Chatgpt</w:t>
+      </w:r>
+      <w:proofErr w:type="spellEnd"/>
+      <w:r>
+        <w:rPr>
+          <w:rFonts w:ascii="Arial" w:eastAsia="Arial" w:hAnsi="Arial" w:cs="Arial"/>
+          <w:b/>
+          <w:kern w:val="0"/>
+          <w:sz w:val="22"/>
+          <w:szCs w:val="22"/>
+          <w:highlight w:val="darkGray"/>
+          <w:lang w:val="en"/>
+          <w14:ligatures w14:val="none"/>
+        </w:rPr>
+        <w:t xml:space="preserve"> (GPT</w:t>
       </w:r>
       <w:r>
         <w:rPr>
@@ -2642,6 +2643,7 @@
           <w:lang w:val="en"/>
           <w14:ligatures w14:val="none"/>
         </w:rPr>
+        <w:lastRenderedPageBreak/>
         <w:drawing>
           <wp:inline distT="114300" distB="114300" distL="114300" distR="114300" wp14:anchorId="3C140B0A" wp14:editId="67F85C4B">
             <wp:extent cx="5943600" cy="1905000"/>
@@ -3264,15 +3266,10 @@
     </w:p>
     <w:p>
       <w:pPr>
-        <w:spacing w:before="280" w:after="120" w:line="276" w:lineRule="auto"/>
-        <w:outlineLvl w:val="1"/>
-        <w:rPr>
-          <w:rFonts w:ascii="Arial" w:eastAsia="Arial" w:hAnsi="Arial" w:cs="Arial"/>
-          <w:kern w:val="0"/>
-          <w:sz w:val="32"/>
-          <w:szCs w:val="32"/>
-          <w:lang w:val="en"/>
-          <w14:ligatures w14:val="none"/>
+        <w:pStyle w:val="Heading2"/>
+        <w:rPr>
+          <w:rFonts w:ascii="Arial" w:eastAsia="Arial" w:hAnsi="Arial" w:cs="Arial"/>
+          <w:lang w:val="en"/>
         </w:rPr>
       </w:pPr>
       <w:bookmarkStart w:id="6" w:name="_k2osi8v5bxfv" w:colFirst="0" w:colLast="0"/>
@@ -3280,22 +3277,14 @@
       <w:r>
         <w:rPr>
           <w:rFonts w:ascii="Segoe UI Emoji" w:eastAsia="Arial Unicode MS" w:hAnsi="Segoe UI Emoji" w:cs="Segoe UI Emoji"/>
-          <w:kern w:val="0"/>
-          <w:sz w:val="32"/>
-          <w:szCs w:val="32"/>
-          <w:lang w:val="en"/>
-          <w14:ligatures w14:val="none"/>
+          <w:lang w:val="en"/>
         </w:rPr>
         <w:t>✅</w:t>
       </w:r>
       <w:r>
         <w:rPr>
-          <w:rFonts w:ascii="Arial Unicode MS" w:eastAsia="Arial Unicode MS" w:hAnsi="Arial Unicode MS" w:cs="Arial Unicode MS"/>
-          <w:kern w:val="0"/>
-          <w:sz w:val="32"/>
-          <w:szCs w:val="32"/>
-          <w:lang w:val="en"/>
-          <w14:ligatures w14:val="none"/>
+          <w:rFonts w:eastAsia="Arial Unicode MS"/>
+          <w:lang w:val="en"/>
         </w:rPr>
         <w:t xml:space="preserve"> Advantages</w:t>
       </w:r>
@@ -3337,6 +3326,7 @@
         </w:rPr>
         <w:t xml:space="preserve">: </w:t>
       </w:r>
+      <w:proofErr w:type="spellStart"/>
       <w:r>
         <w:rPr>
           <w:rFonts w:ascii="Arial" w:eastAsia="Arial" w:hAnsi="Arial" w:cs="Arial"/>
@@ -3348,7 +3338,21 @@
           <w:lang w:val="en"/>
           <w14:ligatures w14:val="none"/>
         </w:rPr>
-        <w:t>Chatgpt (GPT</w:t>
+        <w:t>Chatgpt</w:t>
+      </w:r>
+      <w:proofErr w:type="spellEnd"/>
+      <w:r>
+        <w:rPr>
+          <w:rFonts w:ascii="Arial" w:eastAsia="Arial" w:hAnsi="Arial" w:cs="Arial"/>
+          <w:b/>
+          <w:kern w:val="0"/>
+          <w:sz w:val="22"/>
+          <w:szCs w:val="22"/>
+          <w:highlight w:val="darkGray"/>
+          <w:lang w:val="en"/>
+          <w14:ligatures w14:val="none"/>
+        </w:rPr>
+        <w:t xml:space="preserve"> (GPT</w:t>
       </w:r>
       <w:r>
         <w:rPr>
@@ -3671,6 +3675,7 @@
           <w:lang w:val="en"/>
           <w14:ligatures w14:val="none"/>
         </w:rPr>
+        <w:lastRenderedPageBreak/>
         <w:pict w14:anchorId="422613CF">
           <v:rect id="_x0000_i1030" style="width:0;height:1.5pt" o:hralign="center" o:hrstd="t" o:hr="t" fillcolor="#a0a0a0" stroked="f"/>
         </w:pict>
@@ -3678,15 +3683,10 @@
     </w:p>
     <w:p>
       <w:pPr>
-        <w:spacing w:before="280" w:after="120" w:line="276" w:lineRule="auto"/>
-        <w:outlineLvl w:val="1"/>
-        <w:rPr>
-          <w:rFonts w:ascii="Arial" w:eastAsia="Arial" w:hAnsi="Arial" w:cs="Arial"/>
-          <w:kern w:val="0"/>
-          <w:sz w:val="32"/>
-          <w:szCs w:val="32"/>
-          <w:lang w:val="en"/>
-          <w14:ligatures w14:val="none"/>
+        <w:pStyle w:val="Heading2"/>
+        <w:rPr>
+          <w:rFonts w:ascii="Arial" w:eastAsia="Arial" w:hAnsi="Arial" w:cs="Arial"/>
+          <w:lang w:val="en"/>
         </w:rPr>
       </w:pPr>
       <w:bookmarkStart w:id="7" w:name="_xdvuba2jdhfu" w:colFirst="0" w:colLast="0"/>
@@ -3694,22 +3694,14 @@
       <w:r>
         <w:rPr>
           <w:rFonts w:ascii="Segoe UI Emoji" w:eastAsia="Arial Unicode MS" w:hAnsi="Segoe UI Emoji" w:cs="Segoe UI Emoji"/>
-          <w:kern w:val="0"/>
-          <w:sz w:val="32"/>
-          <w:szCs w:val="32"/>
-          <w:lang w:val="en"/>
-          <w14:ligatures w14:val="none"/>
+          <w:lang w:val="en"/>
         </w:rPr>
         <w:t>❌</w:t>
       </w:r>
       <w:r>
         <w:rPr>
-          <w:rFonts w:ascii="Arial Unicode MS" w:eastAsia="Arial Unicode MS" w:hAnsi="Arial Unicode MS" w:cs="Arial Unicode MS"/>
-          <w:kern w:val="0"/>
-          <w:sz w:val="32"/>
-          <w:szCs w:val="32"/>
-          <w:lang w:val="en"/>
-          <w14:ligatures w14:val="none"/>
+          <w:rFonts w:eastAsia="Arial Unicode MS"/>
+          <w:lang w:val="en"/>
         </w:rPr>
         <w:t xml:space="preserve"> Disadvantages</w:t>
       </w:r>
@@ -3751,6 +3743,7 @@
         </w:rPr>
         <w:t xml:space="preserve">: </w:t>
       </w:r>
+      <w:proofErr w:type="spellStart"/>
       <w:r>
         <w:rPr>
           <w:rFonts w:ascii="Arial" w:eastAsia="Arial" w:hAnsi="Arial" w:cs="Arial"/>
@@ -3762,7 +3755,21 @@
           <w:lang w:val="en"/>
           <w14:ligatures w14:val="none"/>
         </w:rPr>
-        <w:t>Chatgpt (GPT</w:t>
+        <w:t>Chatgpt</w:t>
+      </w:r>
+      <w:proofErr w:type="spellEnd"/>
+      <w:r>
+        <w:rPr>
+          <w:rFonts w:ascii="Arial" w:eastAsia="Arial" w:hAnsi="Arial" w:cs="Arial"/>
+          <w:b/>
+          <w:kern w:val="0"/>
+          <w:sz w:val="22"/>
+          <w:szCs w:val="22"/>
+          <w:highlight w:val="darkGray"/>
+          <w:lang w:val="en"/>
+          <w14:ligatures w14:val="none"/>
+        </w:rPr>
+        <w:t xml:space="preserve"> (GPT</w:t>
       </w:r>
       <w:r>
         <w:rPr>
@@ -4086,15 +4093,10 @@
     </w:p>
     <w:p>
       <w:pPr>
-        <w:spacing w:before="280" w:after="120" w:line="276" w:lineRule="auto"/>
-        <w:outlineLvl w:val="1"/>
-        <w:rPr>
-          <w:rFonts w:ascii="Arial" w:eastAsia="Arial" w:hAnsi="Arial" w:cs="Arial"/>
-          <w:kern w:val="0"/>
-          <w:sz w:val="32"/>
-          <w:szCs w:val="32"/>
-          <w:lang w:val="en"/>
-          <w14:ligatures w14:val="none"/>
+        <w:pStyle w:val="Heading2"/>
+        <w:rPr>
+          <w:rFonts w:eastAsia="Arial"/>
+          <w:lang w:val="en"/>
         </w:rPr>
       </w:pPr>
       <w:bookmarkStart w:id="8" w:name="_wj88jm9or86" w:colFirst="0" w:colLast="0"/>
@@ -4102,22 +4104,14 @@
       <w:r>
         <w:rPr>
           <w:rFonts w:ascii="Segoe UI Emoji" w:eastAsia="Arial" w:hAnsi="Segoe UI Emoji" w:cs="Segoe UI Emoji"/>
-          <w:kern w:val="0"/>
-          <w:sz w:val="32"/>
-          <w:szCs w:val="32"/>
-          <w:lang w:val="en"/>
-          <w14:ligatures w14:val="none"/>
+          <w:lang w:val="en"/>
         </w:rPr>
         <w:t>🏷️</w:t>
       </w:r>
       <w:r>
         <w:rPr>
-          <w:rFonts w:ascii="Arial" w:eastAsia="Arial" w:hAnsi="Arial" w:cs="Arial"/>
-          <w:kern w:val="0"/>
-          <w:sz w:val="32"/>
-          <w:szCs w:val="32"/>
-          <w:lang w:val="en"/>
-          <w14:ligatures w14:val="none"/>
+          <w:rFonts w:eastAsia="Arial"/>
+          <w:lang w:val="en"/>
         </w:rPr>
         <w:t xml:space="preserve"> Popular VPN Gateway Devices &amp; Services</w:t>
       </w:r>
@@ -4162,6 +4156,7 @@
         </w:rPr>
         <w:t xml:space="preserve">: </w:t>
       </w:r>
+      <w:proofErr w:type="spellStart"/>
       <w:r>
         <w:rPr>
           <w:rFonts w:ascii="Arial" w:eastAsia="Arial" w:hAnsi="Arial" w:cs="Arial"/>
@@ -4173,7 +4168,21 @@
           <w:lang w:val="en"/>
           <w14:ligatures w14:val="none"/>
         </w:rPr>
-        <w:t>Chatgpt (GPT</w:t>
+        <w:t>Chatgpt</w:t>
+      </w:r>
+      <w:proofErr w:type="spellEnd"/>
+      <w:r>
+        <w:rPr>
+          <w:rFonts w:ascii="Arial" w:eastAsia="Arial" w:hAnsi="Arial" w:cs="Arial"/>
+          <w:b/>
+          <w:kern w:val="0"/>
+          <w:sz w:val="22"/>
+          <w:szCs w:val="22"/>
+          <w:highlight w:val="darkGray"/>
+          <w:lang w:val="en"/>
+          <w14:ligatures w14:val="none"/>
+        </w:rPr>
+        <w:t xml:space="preserve"> (GPT</w:t>
       </w:r>
       <w:r>
         <w:rPr>
@@ -4512,6 +4521,7 @@
                 <w:lang w:val="en"/>
                 <w14:ligatures w14:val="none"/>
               </w:rPr>
+              <w:lastRenderedPageBreak/>
               <w:t>Fortinet</w:t>
             </w:r>
           </w:p>
@@ -4631,6 +4641,7 @@
                 <w14:ligatures w14:val="none"/>
               </w:rPr>
             </w:pPr>
+            <w:proofErr w:type="spellStart"/>
             <w:r>
               <w:rPr>
                 <w:rFonts w:ascii="Roboto Mono" w:eastAsia="Roboto Mono" w:hAnsi="Roboto Mono" w:cs="Arial"/>
@@ -4641,6 +4652,7 @@
               </w:rPr>
               <w:t>GlobalProtect</w:t>
             </w:r>
+            <w:proofErr w:type="spellEnd"/>
           </w:p>
         </w:tc>
       </w:tr>
@@ -4676,6 +4688,7 @@
                 <w14:ligatures w14:val="none"/>
               </w:rPr>
             </w:pPr>
+            <w:proofErr w:type="spellStart"/>
             <w:r>
               <w:rPr>
                 <w:rFonts w:ascii="Roboto Mono" w:eastAsia="Roboto Mono" w:hAnsi="Roboto Mono" w:cs="Arial"/>
@@ -4688,6 +4701,7 @@
               </w:rPr>
               <w:t>pfSense</w:t>
             </w:r>
+            <w:proofErr w:type="spellEnd"/>
           </w:p>
         </w:tc>
         <w:tc>
@@ -5189,15 +5203,10 @@
     </w:p>
     <w:p>
       <w:pPr>
-        <w:spacing w:before="280" w:after="120" w:line="276" w:lineRule="auto"/>
-        <w:outlineLvl w:val="1"/>
-        <w:rPr>
-          <w:rFonts w:ascii="Arial" w:eastAsia="Arial" w:hAnsi="Arial" w:cs="Arial"/>
-          <w:kern w:val="0"/>
-          <w:sz w:val="32"/>
-          <w:szCs w:val="32"/>
-          <w:lang w:val="en"/>
-          <w14:ligatures w14:val="none"/>
+        <w:pStyle w:val="Heading2"/>
+        <w:rPr>
+          <w:rFonts w:eastAsia="Arial"/>
+          <w:lang w:val="en"/>
         </w:rPr>
       </w:pPr>
       <w:bookmarkStart w:id="9" w:name="_5we8p7fyweyh" w:colFirst="0" w:colLast="0"/>
@@ -5205,22 +5214,14 @@
       <w:r>
         <w:rPr>
           <w:rFonts w:ascii="Segoe UI Emoji" w:eastAsia="Arial" w:hAnsi="Segoe UI Emoji" w:cs="Segoe UI Emoji"/>
-          <w:kern w:val="0"/>
-          <w:sz w:val="32"/>
-          <w:szCs w:val="32"/>
-          <w:lang w:val="en"/>
-          <w14:ligatures w14:val="none"/>
+          <w:lang w:val="en"/>
         </w:rPr>
         <w:t>📌</w:t>
       </w:r>
       <w:r>
         <w:rPr>
-          <w:rFonts w:ascii="Arial" w:eastAsia="Arial" w:hAnsi="Arial" w:cs="Arial"/>
-          <w:kern w:val="0"/>
-          <w:sz w:val="32"/>
-          <w:szCs w:val="32"/>
-          <w:lang w:val="en"/>
-          <w14:ligatures w14:val="none"/>
+          <w:rFonts w:eastAsia="Arial"/>
+          <w:lang w:val="en"/>
         </w:rPr>
         <w:t xml:space="preserve"> Summary</w:t>
       </w:r>
@@ -5265,6 +5266,7 @@
         </w:rPr>
         <w:t xml:space="preserve">: </w:t>
       </w:r>
+      <w:proofErr w:type="spellStart"/>
       <w:r>
         <w:rPr>
           <w:rFonts w:ascii="Arial" w:eastAsia="Arial" w:hAnsi="Arial" w:cs="Arial"/>
@@ -5276,7 +5278,21 @@
           <w:lang w:val="en"/>
           <w14:ligatures w14:val="none"/>
         </w:rPr>
-        <w:t>Chatgpt (GPT</w:t>
+        <w:t>Chatgpt</w:t>
+      </w:r>
+      <w:proofErr w:type="spellEnd"/>
+      <w:r>
+        <w:rPr>
+          <w:rFonts w:ascii="Arial" w:eastAsia="Arial" w:hAnsi="Arial" w:cs="Arial"/>
+          <w:b/>
+          <w:kern w:val="0"/>
+          <w:sz w:val="22"/>
+          <w:szCs w:val="22"/>
+          <w:highlight w:val="darkGray"/>
+          <w:lang w:val="en"/>
+          <w14:ligatures w14:val="none"/>
+        </w:rPr>
+        <w:t xml:space="preserve"> (GPT</w:t>
       </w:r>
       <w:r>
         <w:rPr>
@@ -7026,7 +7042,6 @@
     <w:next w:val="Normal"/>
     <w:link w:val="Heading2Char"/>
     <w:uiPriority w:val="9"/>
-    <w:semiHidden/>
     <w:unhideWhenUsed/>
     <w:qFormat/>
     <w:rsid w:val="00C924CE"/>
@@ -7243,7 +7258,6 @@
     <w:basedOn w:val="DefaultParagraphFont"/>
     <w:link w:val="Heading2"/>
     <w:uiPriority w:val="9"/>
-    <w:semiHidden/>
     <w:rsid w:val="00C924CE"/>
     <w:rPr>
       <w:rFonts w:asciiTheme="majorHAnsi" w:eastAsiaTheme="majorEastAsia" w:hAnsiTheme="majorHAnsi" w:cstheme="majorBidi"/>
